--- a/GDPR/CSW-GDPR-Reference-Design.docx
+++ b/GDPR/CSW-GDPR-Reference-Design.docx
@@ -37,13 +37,13 @@
         <w:t xml:space="preserve">Cisco Secure Workload — GDPR Compliance Framework</w:t>
       </w:r>
     </w:p>
-    <w:bookmarkStart w:id="9" w:name="Xe64dc14697470992288d93ec5a8d13df7540c5b"/>
+    <w:bookmarkStart w:id="9" w:name="X2caaffe3edb1f78cfbaaea970be4da9ef930924"/>
     <w:p>
       <w:pPr>
         <w:pStyle w:val="Heading2"/>
       </w:pPr>
       <w:r>
-        <w:t xml:space="preserve">Technical Runbook | EU General Data Protection Regulation (2016/679)</w:t>
+        <w:t xml:space="preserve">Reference Design | EU General Data Protection Regulation (2016/679)</w:t>
       </w:r>
     </w:p>
     <w:p>
@@ -567,7 +567,7 @@
           <w:b/>
           <w:bCs/>
         </w:rPr>
-        <w:t xml:space="preserve">Questions this runbook helps you answer:</w:t>
+        <w:t xml:space="preserve">Questions this reference design helps you answer:</w:t>
       </w:r>
     </w:p>
     <w:p>
